--- a/docx/Generic/powershell_api_reference.docx
+++ b/docx/Generic/powershell_api_reference.docx
@@ -393,6 +393,15 @@
         <w:tblStyle w:val="Table"/>
         <w:tblW w:type="auto" w:w="0"/>
         <w:tblLook w:firstRow="1" w:lastRow="0" w:firstColumn="0" w:lastColumn="0" w:noHBand="0" w:noVBand="0" w:val="0020"/>
+        <w:tblLayout w:type="autofit"/>
+        <w:tblBorders>
+          <w:top w:val="single" w:sz="6" w:space="0" w:color="auto"/>
+          <w:left w:val="single" w:sz="6" w:space="0" w:color="auto"/>
+          <w:bottom w:val="single" w:sz="6" w:space="0" w:color="auto"/>
+          <w:right w:val="single" w:sz="6" w:space="0" w:color="auto"/>
+          <w:insideH w:val="single" w:sz="6" w:space="0" w:color="auto"/>
+          <w:insideV w:val="single" w:sz="6" w:space="0" w:color="auto"/>
+        </w:tblBorders>
       </w:tblPr>
       <w:tblGrid>
         <w:gridCol w:w="3960"/>
@@ -1881,8 +1890,16 @@
       <w:tblPr>
         <w:tblStyle w:val="Table"/>
         <w:tblW w:type="pct" w:w="5000"/>
-        <w:tblLayout w:type="fixed"/>
+        <w:tblLayout w:type="autofit"/>
         <w:tblLook w:firstRow="1" w:lastRow="0" w:firstColumn="0" w:lastColumn="0" w:noHBand="0" w:noVBand="0" w:val="0020"/>
+        <w:tblBorders>
+          <w:top w:val="single" w:sz="6" w:space="0" w:color="auto"/>
+          <w:left w:val="single" w:sz="6" w:space="0" w:color="auto"/>
+          <w:bottom w:val="single" w:sz="6" w:space="0" w:color="auto"/>
+          <w:right w:val="single" w:sz="6" w:space="0" w:color="auto"/>
+          <w:insideH w:val="single" w:sz="6" w:space="0" w:color="auto"/>
+          <w:insideV w:val="single" w:sz="6" w:space="0" w:color="auto"/>
+        </w:tblBorders>
       </w:tblPr>
       <w:tblGrid>
         <w:gridCol w:w="2640"/>
@@ -2303,6 +2320,15 @@
         <w:tblStyle w:val="Table"/>
         <w:tblW w:type="auto" w:w="0"/>
         <w:tblLook w:firstRow="1" w:lastRow="0" w:firstColumn="0" w:lastColumn="0" w:noHBand="0" w:noVBand="0" w:val="0020"/>
+        <w:tblLayout w:type="autofit"/>
+        <w:tblBorders>
+          <w:top w:val="single" w:sz="6" w:space="0" w:color="auto"/>
+          <w:left w:val="single" w:sz="6" w:space="0" w:color="auto"/>
+          <w:bottom w:val="single" w:sz="6" w:space="0" w:color="auto"/>
+          <w:right w:val="single" w:sz="6" w:space="0" w:color="auto"/>
+          <w:insideH w:val="single" w:sz="6" w:space="0" w:color="auto"/>
+          <w:insideV w:val="single" w:sz="6" w:space="0" w:color="auto"/>
+        </w:tblBorders>
       </w:tblPr>
       <w:tblGrid>
         <w:gridCol w:w="3960"/>
@@ -2457,8 +2483,16 @@
       <w:tblPr>
         <w:tblStyle w:val="Table"/>
         <w:tblW w:type="pct" w:w="5000"/>
-        <w:tblLayout w:type="fixed"/>
+        <w:tblLayout w:type="autofit"/>
         <w:tblLook w:firstRow="1" w:lastRow="0" w:firstColumn="0" w:lastColumn="0" w:noHBand="0" w:noVBand="0" w:val="0020"/>
+        <w:tblBorders>
+          <w:top w:val="single" w:sz="6" w:space="0" w:color="auto"/>
+          <w:left w:val="single" w:sz="6" w:space="0" w:color="auto"/>
+          <w:bottom w:val="single" w:sz="6" w:space="0" w:color="auto"/>
+          <w:right w:val="single" w:sz="6" w:space="0" w:color="auto"/>
+          <w:insideH w:val="single" w:sz="6" w:space="0" w:color="auto"/>
+          <w:insideV w:val="single" w:sz="6" w:space="0" w:color="auto"/>
+        </w:tblBorders>
       </w:tblPr>
       <w:tblGrid>
         <w:gridCol w:w="2640"/>
@@ -4372,6 +4406,7 @@
     <w:bookmarkEnd w:id="36"/>
     <w:bookmarkEnd w:id="37"/>
     <w:sectPr>
+      <w:pgSz w:w="16838" w:h="11906" w:orient="landscape"/>
       <w:footnotePr>
         <w:numRestart w:val="eachSect"/>
       </w:footnotePr>
@@ -4607,6 +4642,7 @@
   <w:docDefaults>
     <w:rPrDefault>
       <w:rPr>
+        <w:color w:val="auto"/>
         <w:rFonts w:asciiTheme="minorHAnsi" w:cstheme="minorBidi" w:eastAsiaTheme="minorEastAsia" w:hAnsiTheme="minorHAnsi"/>
         <w:sz w:val="24"/>
         <w:szCs w:val="24"/>

--- a/docx/Generic/powershell_api_reference.docx
+++ b/docx/Generic/powershell_api_reference.docx
@@ -393,14 +393,13 @@
         <w:tblStyle w:val="Table"/>
         <w:tblW w:type="auto" w:w="0"/>
         <w:tblLook w:firstRow="1" w:lastRow="0" w:firstColumn="0" w:lastColumn="0" w:noHBand="0" w:noVBand="0" w:val="0020"/>
-        <w:tblLayout w:type="autofit"/>
         <w:tblBorders>
-          <w:top w:val="single" w:sz="6" w:space="0" w:color="auto"/>
-          <w:left w:val="single" w:sz="6" w:space="0" w:color="auto"/>
-          <w:bottom w:val="single" w:sz="6" w:space="0" w:color="auto"/>
-          <w:right w:val="single" w:sz="6" w:space="0" w:color="auto"/>
-          <w:insideH w:val="single" w:sz="6" w:space="0" w:color="auto"/>
-          <w:insideV w:val="single" w:sz="6" w:space="0" w:color="auto"/>
+          <w:top w:val="single" w:sz="6" w:space="0" w:color="808080"/>
+          <w:left w:val="single" w:sz="6" w:space="0" w:color="808080"/>
+          <w:bottom w:val="single" w:sz="6" w:space="0" w:color="808080"/>
+          <w:right w:val="single" w:sz="6" w:space="0" w:color="808080"/>
+          <w:insideH w:val="single" w:sz="6" w:space="0" w:color="808080"/>
+          <w:insideV w:val="single" w:sz="6" w:space="0" w:color="808080"/>
         </w:tblBorders>
       </w:tblPr>
       <w:tblGrid>
@@ -1890,15 +1889,15 @@
       <w:tblPr>
         <w:tblStyle w:val="Table"/>
         <w:tblW w:type="pct" w:w="5000"/>
-        <w:tblLayout w:type="autofit"/>
+        <w:tblLayout w:type="fixed"/>
         <w:tblLook w:firstRow="1" w:lastRow="0" w:firstColumn="0" w:lastColumn="0" w:noHBand="0" w:noVBand="0" w:val="0020"/>
         <w:tblBorders>
-          <w:top w:val="single" w:sz="6" w:space="0" w:color="auto"/>
-          <w:left w:val="single" w:sz="6" w:space="0" w:color="auto"/>
-          <w:bottom w:val="single" w:sz="6" w:space="0" w:color="auto"/>
-          <w:right w:val="single" w:sz="6" w:space="0" w:color="auto"/>
-          <w:insideH w:val="single" w:sz="6" w:space="0" w:color="auto"/>
-          <w:insideV w:val="single" w:sz="6" w:space="0" w:color="auto"/>
+          <w:top w:val="single" w:sz="6" w:space="0" w:color="808080"/>
+          <w:left w:val="single" w:sz="6" w:space="0" w:color="808080"/>
+          <w:bottom w:val="single" w:sz="6" w:space="0" w:color="808080"/>
+          <w:right w:val="single" w:sz="6" w:space="0" w:color="808080"/>
+          <w:insideH w:val="single" w:sz="6" w:space="0" w:color="808080"/>
+          <w:insideV w:val="single" w:sz="6" w:space="0" w:color="808080"/>
         </w:tblBorders>
       </w:tblPr>
       <w:tblGrid>
@@ -2320,14 +2319,13 @@
         <w:tblStyle w:val="Table"/>
         <w:tblW w:type="auto" w:w="0"/>
         <w:tblLook w:firstRow="1" w:lastRow="0" w:firstColumn="0" w:lastColumn="0" w:noHBand="0" w:noVBand="0" w:val="0020"/>
-        <w:tblLayout w:type="autofit"/>
         <w:tblBorders>
-          <w:top w:val="single" w:sz="6" w:space="0" w:color="auto"/>
-          <w:left w:val="single" w:sz="6" w:space="0" w:color="auto"/>
-          <w:bottom w:val="single" w:sz="6" w:space="0" w:color="auto"/>
-          <w:right w:val="single" w:sz="6" w:space="0" w:color="auto"/>
-          <w:insideH w:val="single" w:sz="6" w:space="0" w:color="auto"/>
-          <w:insideV w:val="single" w:sz="6" w:space="0" w:color="auto"/>
+          <w:top w:val="single" w:sz="6" w:space="0" w:color="808080"/>
+          <w:left w:val="single" w:sz="6" w:space="0" w:color="808080"/>
+          <w:bottom w:val="single" w:sz="6" w:space="0" w:color="808080"/>
+          <w:right w:val="single" w:sz="6" w:space="0" w:color="808080"/>
+          <w:insideH w:val="single" w:sz="6" w:space="0" w:color="808080"/>
+          <w:insideV w:val="single" w:sz="6" w:space="0" w:color="808080"/>
         </w:tblBorders>
       </w:tblPr>
       <w:tblGrid>
@@ -2483,15 +2481,15 @@
       <w:tblPr>
         <w:tblStyle w:val="Table"/>
         <w:tblW w:type="pct" w:w="5000"/>
-        <w:tblLayout w:type="autofit"/>
+        <w:tblLayout w:type="fixed"/>
         <w:tblLook w:firstRow="1" w:lastRow="0" w:firstColumn="0" w:lastColumn="0" w:noHBand="0" w:noVBand="0" w:val="0020"/>
         <w:tblBorders>
-          <w:top w:val="single" w:sz="6" w:space="0" w:color="auto"/>
-          <w:left w:val="single" w:sz="6" w:space="0" w:color="auto"/>
-          <w:bottom w:val="single" w:sz="6" w:space="0" w:color="auto"/>
-          <w:right w:val="single" w:sz="6" w:space="0" w:color="auto"/>
-          <w:insideH w:val="single" w:sz="6" w:space="0" w:color="auto"/>
-          <w:insideV w:val="single" w:sz="6" w:space="0" w:color="auto"/>
+          <w:top w:val="single" w:sz="6" w:space="0" w:color="808080"/>
+          <w:left w:val="single" w:sz="6" w:space="0" w:color="808080"/>
+          <w:bottom w:val="single" w:sz="6" w:space="0" w:color="808080"/>
+          <w:right w:val="single" w:sz="6" w:space="0" w:color="808080"/>
+          <w:insideH w:val="single" w:sz="6" w:space="0" w:color="808080"/>
+          <w:insideV w:val="single" w:sz="6" w:space="0" w:color="808080"/>
         </w:tblBorders>
       </w:tblPr>
       <w:tblGrid>
@@ -4642,7 +4640,6 @@
   <w:docDefaults>
     <w:rPrDefault>
       <w:rPr>
-        <w:color w:val="auto"/>
         <w:rFonts w:asciiTheme="minorHAnsi" w:cstheme="minorBidi" w:eastAsiaTheme="minorEastAsia" w:hAnsiTheme="minorHAnsi"/>
         <w:sz w:val="24"/>
         <w:szCs w:val="24"/>
@@ -5185,6 +5182,14 @@
         <w:bottom w:type="dxa" w:w="0"/>
         <w:right w:type="dxa" w:w="108"/>
       </w:tblCellMar>
+      <w:tblBorders>
+        <w:top w:color="auto" w:space="0" w:sz="6" w:val="single"/>
+        <w:left w:color="auto" w:space="0" w:sz="6" w:val="single"/>
+        <w:bottom w:color="auto" w:space="0" w:sz="6" w:val="single"/>
+        <w:right w:color="auto" w:space="0" w:sz="6" w:val="single"/>
+        <w:insideH w:color="auto" w:space="0" w:sz="6" w:val="single"/>
+        <w:insideV w:color="auto" w:space="0" w:sz="6" w:val="single"/>
+      </w:tblBorders>
     </w:tblPr>
     <w:tblStylePr w:type="firstRow">
       <w:tcPr>

--- a/docx/Generic/powershell_api_reference.docx
+++ b/docx/Generic/powershell_api_reference.docx
@@ -334,7 +334,7 @@
           <w:numId w:val="1001"/>
         </w:numPr>
       </w:pPr>
-      <w:hyperlink w:anchor="sec33">
+      <w:hyperlink w:anchor="sec28">
         <w:r>
           <w:rPr>
             <w:rStyle w:val="Hyperlink"/>
@@ -358,17 +358,7 @@
         <w:pStyle w:val="FirstParagraph"/>
       </w:pPr>
       <w:r>
-        <w:rPr>
-          <w:b/>
-          <w:bCs/>
-        </w:rPr>
-        <w:t xml:space="preserve">PowerShell</w:t>
-      </w:r>
-      <w:r>
-        <w:t xml:space="preserve"> </w:t>
-      </w:r>
-      <w:r>
-        <w:t xml:space="preserve">provides the end-to-end automation - physical server builds using Configuration Manager bootable media, HPE OneView targeting, and iLO Redfish virtual-media boot; firmware/driver ISO builds; Windows security patching; ISO deployment to iLO; installation monitoring; SCOM maintenance-mode orchestration; and OpsRamp telemetry - implemented as a native PowerShell module.</w:t>
+        <w:t xml:space="preserve">A native PowerShell module providing end-to-end automation: physical server builds via Configuration Manager bootable media, HPE OneView targeting, and iLO Redfish virtual-media boot; firmware/driver ISO builds; Windows security patching; ISO deployment to iLO; installation monitoring; SCOM maintenance-mode orchestration; and OpsRamp telemetry.</w:t>
       </w:r>
     </w:p>
     <w:p>
@@ -583,7 +573,7 @@
         <w:t xml:space="preserve">Install-Module powershell-yaml</w:t>
       </w:r>
       <w:r>
-        <w:t xml:space="preserve">) - for YAML config support</w:t>
+        <w:t xml:space="preserve">) - YAML config support</w:t>
       </w:r>
       <w:r>
         <w:t xml:space="preserve"> </w:t>
@@ -604,13 +594,13 @@
         <w:t xml:space="preserve"> </w:t>
       </w:r>
       <w:r>
-        <w:t xml:space="preserve">(v6.0.1, bundled) - for testing</w:t>
+        <w:t xml:space="preserve">(v6.0.1, bundled) - testing</w:t>
       </w:r>
       <w:r>
         <w:t xml:space="preserve"> </w:t>
       </w:r>
       <w:r>
-        <w:t xml:space="preserve">- Posh-SSH - for SSH-based integrations (not yet implemented)</w:t>
+        <w:t xml:space="preserve">- Posh-SSH - SSH-based integrations (not yet implemented)</w:t>
       </w:r>
     </w:p>
     <w:p>
@@ -756,20 +746,12 @@
     </w:p>
     <w:p>
       <w:pPr>
-        <w:pStyle w:val="FirstParagraph"/>
-      </w:pPr>
-      <w:r>
-        <w:t xml:space="preserve">A complete reference for all PowerShell cmdlets is auto-generated and available at:</w:t>
-      </w:r>
-      <w:r>
-        <w:t xml:space="preserve"> </w:t>
-      </w:r>
-      <w:r>
-        <w:t xml:space="preserve">-</w:t>
-      </w:r>
-      <w:r>
-        <w:t xml:space="preserve"> </w:t>
-      </w:r>
+        <w:pStyle w:val="Compact"/>
+        <w:numPr>
+          <w:ilvl w:val="0"/>
+          <w:numId w:val="1004"/>
+        </w:numPr>
+      </w:pPr>
       <w:hyperlink r:id="rId14">
         <w:r>
           <w:rPr>
@@ -784,17 +766,17 @@
         <w:t xml:space="preserve"> </w:t>
       </w:r>
       <w:r>
-        <w:t xml:space="preserve">- Full parameter tables, examples, and source locations</w:t>
-      </w:r>
-      <w:r>
-        <w:t xml:space="preserve"> </w:t>
-      </w:r>
-      <w:r>
-        <w:t xml:space="preserve">-</w:t>
-      </w:r>
-      <w:r>
-        <w:t xml:space="preserve"> </w:t>
-      </w:r>
+        <w:t xml:space="preserve">- full parameter tables, examples, source locations</w:t>
+      </w:r>
+    </w:p>
+    <w:p>
+      <w:pPr>
+        <w:pStyle w:val="Compact"/>
+        <w:numPr>
+          <w:ilvl w:val="0"/>
+          <w:numId w:val="1004"/>
+        </w:numPr>
+      </w:pPr>
       <w:hyperlink r:id="rId15">
         <w:r>
           <w:rPr>
@@ -809,25 +791,7 @@
         <w:t xml:space="preserve"> </w:t>
       </w:r>
       <w:r>
-        <w:t xml:space="preserve">- Concise functional command reference with every parameter for all automation commands</w:t>
-      </w:r>
-      <w:r>
-        <w:t xml:space="preserve"> </w:t>
-      </w:r>
-      <w:r>
-        <w:t xml:space="preserve">docs</w:t>
-      </w:r>
-      <w:r>
-        <w:t xml:space="preserve">-code-docs</w:t>
-      </w:r>
-      <w:r>
-        <w:t xml:space="preserve">.md</w:t>
-      </w:r>
-      <w:r>
-        <w:t xml:space="preserve"> </w:t>
-      </w:r>
-      <w:r>
-        <w:t xml:space="preserve">—</w:t>
+        <w:t xml:space="preserve">- concise functional reference with every parameter</w:t>
       </w:r>
     </w:p>
     <w:bookmarkEnd w:id="16"/>
@@ -1487,7 +1451,43 @@
         <w:rPr>
           <w:rStyle w:val="NormalTok"/>
         </w:rPr>
-        <w:t xml:space="preserve">Action enable `</w:t>
+        <w:t xml:space="preserve">Action enable </w:t>
+      </w:r>
+      <w:r>
+        <w:rPr>
+          <w:rStyle w:val="OperatorTok"/>
+        </w:rPr>
+        <w:t xml:space="preserve">-</w:t>
+      </w:r>
+      <w:r>
+        <w:rPr>
+          <w:rStyle w:val="NormalTok"/>
+        </w:rPr>
+        <w:t xml:space="preserve">TargetId </w:t>
+      </w:r>
+      <w:r>
+        <w:rPr>
+          <w:rStyle w:val="StringTok"/>
+        </w:rPr>
+        <w:t xml:space="preserve">'CLU-CLUSTER-01'</w:t>
+      </w:r>
+      <w:r>
+        <w:rPr>
+          <w:rStyle w:val="NormalTok"/>
+        </w:rPr>
+        <w:t xml:space="preserve"> </w:t>
+      </w:r>
+      <w:r>
+        <w:rPr>
+          <w:rStyle w:val="OperatorTok"/>
+        </w:rPr>
+        <w:t xml:space="preserve">-</w:t>
+      </w:r>
+      <w:r>
+        <w:rPr>
+          <w:rStyle w:val="NormalTok"/>
+        </w:rPr>
+        <w:t xml:space="preserve">Mode scom `</w:t>
       </w:r>
       <w:r>
         <w:br/>
@@ -1508,6 +1508,81 @@
         <w:rPr>
           <w:rStyle w:val="NormalTok"/>
         </w:rPr>
+        <w:t xml:space="preserve">Start </w:t>
+      </w:r>
+      <w:r>
+        <w:rPr>
+          <w:rStyle w:val="StringTok"/>
+        </w:rPr>
+        <w:t xml:space="preserve">'2026-05-16 22:00'</w:t>
+      </w:r>
+      <w:r>
+        <w:rPr>
+          <w:rStyle w:val="NormalTok"/>
+        </w:rPr>
+        <w:t xml:space="preserve"> </w:t>
+      </w:r>
+      <w:r>
+        <w:rPr>
+          <w:rStyle w:val="OperatorTok"/>
+        </w:rPr>
+        <w:t xml:space="preserve">-</w:t>
+      </w:r>
+      <w:r>
+        <w:rPr>
+          <w:rStyle w:val="NormalTok"/>
+        </w:rPr>
+        <w:t xml:space="preserve">End </w:t>
+      </w:r>
+      <w:r>
+        <w:rPr>
+          <w:rStyle w:val="StringTok"/>
+        </w:rPr>
+        <w:t xml:space="preserve">'2026-05-17 06:00'</w:t>
+      </w:r>
+      <w:r>
+        <w:br/>
+      </w:r>
+      <w:r>
+        <w:br/>
+      </w:r>
+      <w:r>
+        <w:rPr>
+          <w:rStyle w:val="CommentTok"/>
+        </w:rPr>
+        <w:t xml:space="preserve"># Disable immediately {#sec16}</w:t>
+      </w:r>
+      <w:r>
+        <w:br/>
+      </w:r>
+      <w:r>
+        <w:rPr>
+          <w:rStyle w:val="NormalTok"/>
+        </w:rPr>
+        <w:t xml:space="preserve">Set-MaintenanceMode </w:t>
+      </w:r>
+      <w:r>
+        <w:rPr>
+          <w:rStyle w:val="OperatorTok"/>
+        </w:rPr>
+        <w:t xml:space="preserve">-</w:t>
+      </w:r>
+      <w:r>
+        <w:rPr>
+          <w:rStyle w:val="NormalTok"/>
+        </w:rPr>
+        <w:t xml:space="preserve">Action disable </w:t>
+      </w:r>
+      <w:r>
+        <w:rPr>
+          <w:rStyle w:val="OperatorTok"/>
+        </w:rPr>
+        <w:t xml:space="preserve">-</w:t>
+      </w:r>
+      <w:r>
+        <w:rPr>
+          <w:rStyle w:val="NormalTok"/>
+        </w:rPr>
         <w:t xml:space="preserve">TargetId </w:t>
       </w:r>
       <w:r>
@@ -1520,16 +1595,7 @@
         <w:rPr>
           <w:rStyle w:val="NormalTok"/>
         </w:rPr>
-        <w:t xml:space="preserve"> `</w:t>
-      </w:r>
-      <w:r>
-        <w:br/>
-      </w:r>
-      <w:r>
-        <w:rPr>
-          <w:rStyle w:val="NormalTok"/>
-        </w:rPr>
-        <w:t xml:space="preserve">    </w:t>
+        <w:t xml:space="preserve"> </w:t>
       </w:r>
       <w:r>
         <w:rPr>
@@ -1541,16 +1607,28 @@
         <w:rPr>
           <w:rStyle w:val="NormalTok"/>
         </w:rPr>
-        <w:t xml:space="preserve">Mode scom `</w:t>
-      </w:r>
-      <w:r>
-        <w:br/>
-      </w:r>
-      <w:r>
-        <w:rPr>
-          <w:rStyle w:val="NormalTok"/>
-        </w:rPr>
-        <w:t xml:space="preserve">    </w:t>
+        <w:t xml:space="preserve">Mode scom</w:t>
+      </w:r>
+      <w:r>
+        <w:br/>
+      </w:r>
+      <w:r>
+        <w:br/>
+      </w:r>
+      <w:r>
+        <w:rPr>
+          <w:rStyle w:val="CommentTok"/>
+        </w:rPr>
+        <w:t xml:space="preserve"># Dry-run - no SCOM/iLO/OneView changes {#sec17}</w:t>
+      </w:r>
+      <w:r>
+        <w:br/>
+      </w:r>
+      <w:r>
+        <w:rPr>
+          <w:rStyle w:val="NormalTok"/>
+        </w:rPr>
+        <w:t xml:space="preserve">Set-MaintenanceMode </w:t>
       </w:r>
       <w:r>
         <w:rPr>
@@ -1562,96 +1640,24 @@
         <w:rPr>
           <w:rStyle w:val="NormalTok"/>
         </w:rPr>
-        <w:t xml:space="preserve">Start   </w:t>
+        <w:t xml:space="preserve">Action enable </w:t>
+      </w:r>
+      <w:r>
+        <w:rPr>
+          <w:rStyle w:val="OperatorTok"/>
+        </w:rPr>
+        <w:t xml:space="preserve">-</w:t>
+      </w:r>
+      <w:r>
+        <w:rPr>
+          <w:rStyle w:val="NormalTok"/>
+        </w:rPr>
+        <w:t xml:space="preserve">TargetId </w:t>
       </w:r>
       <w:r>
         <w:rPr>
           <w:rStyle w:val="StringTok"/>
         </w:rPr>
-        <w:t xml:space="preserve">'2026-05-16 22:00'</w:t>
-      </w:r>
-      <w:r>
-        <w:rPr>
-          <w:rStyle w:val="NormalTok"/>
-        </w:rPr>
-        <w:t xml:space="preserve"> `</w:t>
-      </w:r>
-      <w:r>
-        <w:br/>
-      </w:r>
-      <w:r>
-        <w:rPr>
-          <w:rStyle w:val="NormalTok"/>
-        </w:rPr>
-        <w:t xml:space="preserve">    </w:t>
-      </w:r>
-      <w:r>
-        <w:rPr>
-          <w:rStyle w:val="OperatorTok"/>
-        </w:rPr>
-        <w:t xml:space="preserve">-</w:t>
-      </w:r>
-      <w:r>
-        <w:rPr>
-          <w:rStyle w:val="NormalTok"/>
-        </w:rPr>
-        <w:t xml:space="preserve">End     </w:t>
-      </w:r>
-      <w:r>
-        <w:rPr>
-          <w:rStyle w:val="StringTok"/>
-        </w:rPr>
-        <w:t xml:space="preserve">'2026-05-17 06:00'</w:t>
-      </w:r>
-      <w:r>
-        <w:br/>
-      </w:r>
-      <w:r>
-        <w:br/>
-      </w:r>
-      <w:r>
-        <w:rPr>
-          <w:rStyle w:val="CommentTok"/>
-        </w:rPr>
-        <w:t xml:space="preserve"># Disable immediately {#sec16}</w:t>
-      </w:r>
-      <w:r>
-        <w:br/>
-      </w:r>
-      <w:r>
-        <w:rPr>
-          <w:rStyle w:val="NormalTok"/>
-        </w:rPr>
-        <w:t xml:space="preserve">Set-MaintenanceMode </w:t>
-      </w:r>
-      <w:r>
-        <w:rPr>
-          <w:rStyle w:val="OperatorTok"/>
-        </w:rPr>
-        <w:t xml:space="preserve">-</w:t>
-      </w:r>
-      <w:r>
-        <w:rPr>
-          <w:rStyle w:val="NormalTok"/>
-        </w:rPr>
-        <w:t xml:space="preserve">Action disable </w:t>
-      </w:r>
-      <w:r>
-        <w:rPr>
-          <w:rStyle w:val="OperatorTok"/>
-        </w:rPr>
-        <w:t xml:space="preserve">-</w:t>
-      </w:r>
-      <w:r>
-        <w:rPr>
-          <w:rStyle w:val="NormalTok"/>
-        </w:rPr>
-        <w:t xml:space="preserve">TargetId </w:t>
-      </w:r>
-      <w:r>
-        <w:rPr>
-          <w:rStyle w:val="StringTok"/>
-        </w:rPr>
         <w:t xml:space="preserve">'CLU-CLUSTER-01'</w:t>
       </w:r>
       <w:r>
@@ -1659,84 +1665,6 @@
           <w:rStyle w:val="NormalTok"/>
         </w:rPr>
         <w:t xml:space="preserve"> </w:t>
-      </w:r>
-      <w:r>
-        <w:rPr>
-          <w:rStyle w:val="OperatorTok"/>
-        </w:rPr>
-        <w:t xml:space="preserve">-</w:t>
-      </w:r>
-      <w:r>
-        <w:rPr>
-          <w:rStyle w:val="NormalTok"/>
-        </w:rPr>
-        <w:t xml:space="preserve">Mode scom</w:t>
-      </w:r>
-      <w:r>
-        <w:br/>
-      </w:r>
-      <w:r>
-        <w:br/>
-      </w:r>
-      <w:r>
-        <w:rPr>
-          <w:rStyle w:val="CommentTok"/>
-        </w:rPr>
-        <w:t xml:space="preserve"># Dry-run - no SCOM/iLO/OneView changes {#sec17}</w:t>
-      </w:r>
-      <w:r>
-        <w:br/>
-      </w:r>
-      <w:r>
-        <w:rPr>
-          <w:rStyle w:val="NormalTok"/>
-        </w:rPr>
-        <w:t xml:space="preserve">Set-MaintenanceMode </w:t>
-      </w:r>
-      <w:r>
-        <w:rPr>
-          <w:rStyle w:val="OperatorTok"/>
-        </w:rPr>
-        <w:t xml:space="preserve">-</w:t>
-      </w:r>
-      <w:r>
-        <w:rPr>
-          <w:rStyle w:val="NormalTok"/>
-        </w:rPr>
-        <w:t xml:space="preserve">Action enable </w:t>
-      </w:r>
-      <w:r>
-        <w:rPr>
-          <w:rStyle w:val="OperatorTok"/>
-        </w:rPr>
-        <w:t xml:space="preserve">-</w:t>
-      </w:r>
-      <w:r>
-        <w:rPr>
-          <w:rStyle w:val="NormalTok"/>
-        </w:rPr>
-        <w:t xml:space="preserve">TargetId </w:t>
-      </w:r>
-      <w:r>
-        <w:rPr>
-          <w:rStyle w:val="StringTok"/>
-        </w:rPr>
-        <w:t xml:space="preserve">'CLU-CLUSTER-01'</w:t>
-      </w:r>
-      <w:r>
-        <w:rPr>
-          <w:rStyle w:val="NormalTok"/>
-        </w:rPr>
-        <w:t xml:space="preserve"> `</w:t>
-      </w:r>
-      <w:r>
-        <w:br/>
-      </w:r>
-      <w:r>
-        <w:rPr>
-          <w:rStyle w:val="NormalTok"/>
-        </w:rPr>
-        <w:t xml:space="preserve">    </w:t>
       </w:r>
       <w:r>
         <w:rPr>
@@ -1842,6 +1770,13 @@
         <w:t xml:space="preserve">.</w:t>
       </w:r>
     </w:p>
+    <w:p>
+      <w:r>
+        <w:pict>
+          <v:rect style="width:0;height:1.5pt" o:hralign="center" o:hrstd="t" o:hr="t"/>
+        </w:pict>
+      </w:r>
+    </w:p>
     <w:bookmarkEnd w:id="22"/>
     <w:bookmarkEnd w:id="23"/>
     <w:bookmarkStart w:id="24" w:name="sec18"/>
@@ -1858,31 +1793,7 @@
         <w:pStyle w:val="FirstParagraph"/>
       </w:pPr>
       <w:r>
-        <w:t xml:space="preserve">The runbook workflow (</w:t>
-      </w:r>
-      <w:r>
-        <w:rPr>
-          <w:rStyle w:val="VerbatimChar"/>
-        </w:rPr>
-        <w:t xml:space="preserve">runbook-requirements.md</w:t>
-      </w:r>
-      <w:r>
-        <w:t xml:space="preserve"> </w:t>
-      </w:r>
-      <w:r>
-        <w:t xml:space="preserve">/</w:t>
-      </w:r>
-      <w:r>
-        <w:t xml:space="preserve"> </w:t>
-      </w:r>
-      <w:r>
-        <w:rPr>
-          <w:rStyle w:val="VerbatimChar"/>
-        </w:rPr>
-        <w:t xml:space="preserve">runbook-changes.md</w:t>
-      </w:r>
-      <w:r>
-        <w:t xml:space="preserve">) is implemented by the commands below. Each step can be run standalone or together through the orchestrator.</w:t>
+        <w:t xml:space="preserve">Implemented by the commands below; each step can run standalone or via the orchestrator.</w:t>
       </w:r>
     </w:p>
     <w:tbl>
@@ -2090,7 +2001,7 @@
               <w:pStyle w:val="Compact"/>
             </w:pPr>
             <w:r>
-              <w:t xml:space="preserve">Query OneView for server identity, health, and iLO IP.</w:t>
+              <w:t xml:space="preserve">Query OneView for server identity, health, iLO IP.</w:t>
             </w:r>
           </w:p>
         </w:tc>
@@ -2295,23 +2206,7 @@
         <w:pStyle w:val="FirstParagraph"/>
       </w:pPr>
       <w:r>
-        <w:t xml:space="preserve">The orchestrator/routing layer is the</w:t>
-      </w:r>
-      <w:r>
-        <w:t xml:space="preserve"> </w:t>
-      </w:r>
-      <w:r>
-        <w:rPr>
-          <w:b/>
-          <w:bCs/>
-        </w:rPr>
-        <w:t xml:space="preserve">primary programmatic entry point</w:t>
-      </w:r>
-      <w:r>
-        <w:t xml:space="preserve"> </w:t>
-      </w:r>
-      <w:r>
-        <w:t xml:space="preserve">for all automation integrations.</w:t>
+        <w:t xml:space="preserve">The orchestrator/routing layer is the primary programmatic entry point for all automation integrations.</w:t>
       </w:r>
     </w:p>
     <w:tbl>
@@ -3847,15 +3742,6 @@
         <w:rPr>
           <w:rStyle w:val="VerbatimChar"/>
         </w:rPr>
-        <w:t xml:space="preserve">  │       │</w:t>
-      </w:r>
-      <w:r>
-        <w:br/>
-      </w:r>
-      <w:r>
-        <w:rPr>
-          <w:rStyle w:val="VerbatimChar"/>
-        </w:rPr>
         <w:t xml:space="preserve">  │       └── errors?  YES → return validation-failure envelope</w:t>
       </w:r>
       <w:r>
@@ -3984,34 +3870,214 @@
         <w:rPr>
           <w:rStyle w:val="CommentTok"/>
         </w:rPr>
-        <w:t xml:space="preserve"># Install Pester if necessary {#sec27}</w:t>
-      </w:r>
-      <w:r>
-        <w:br/>
+        <w:t xml:space="preserve"># Pester 6.0.1 is bundled under vendor/modules/Pester/6.0.1/ (make setup installs it) {#sec27}</w:t>
+      </w:r>
+      <w:r>
+        <w:br/>
+      </w:r>
+      <w:r>
+        <w:rPr>
+          <w:rStyle w:val="NormalTok"/>
+        </w:rPr>
+        <w:t xml:space="preserve">Install-Module Pester </w:t>
+      </w:r>
+      <w:r>
+        <w:rPr>
+          <w:rStyle w:val="OperatorTok"/>
+        </w:rPr>
+        <w:t xml:space="preserve">-</w:t>
+      </w:r>
+      <w:r>
+        <w:rPr>
+          <w:rStyle w:val="NormalTok"/>
+        </w:rPr>
+        <w:t xml:space="preserve">RequiredVersion </w:t>
+      </w:r>
+      <w:r>
+        <w:rPr>
+          <w:rStyle w:val="DecValTok"/>
+        </w:rPr>
+        <w:t xml:space="preserve">6.0</w:t>
+      </w:r>
+      <w:r>
+        <w:rPr>
+          <w:rStyle w:val="OperatorTok"/>
+        </w:rPr>
+        <w:t xml:space="preserve">.</w:t>
+      </w:r>
+      <w:r>
+        <w:rPr>
+          <w:rStyle w:val="DecValTok"/>
+        </w:rPr>
+        <w:t xml:space="preserve">1</w:t>
+      </w:r>
+      <w:r>
+        <w:rPr>
+          <w:rStyle w:val="NormalTok"/>
+        </w:rPr>
+        <w:t xml:space="preserve"> </w:t>
+      </w:r>
+      <w:r>
+        <w:rPr>
+          <w:rStyle w:val="OperatorTok"/>
+        </w:rPr>
+        <w:t xml:space="preserve">-</w:t>
+      </w:r>
+      <w:r>
+        <w:rPr>
+          <w:rStyle w:val="NormalTok"/>
+        </w:rPr>
+        <w:t xml:space="preserve">Scope CurrentUser </w:t>
+      </w:r>
+      <w:r>
+        <w:rPr>
+          <w:rStyle w:val="OperatorTok"/>
+        </w:rPr>
+        <w:t xml:space="preserve">-</w:t>
+      </w:r>
+      <w:r>
+        <w:rPr>
+          <w:rStyle w:val="NormalTok"/>
+        </w:rPr>
+        <w:t xml:space="preserve">SkipPublisherCheck </w:t>
+      </w:r>
+      <w:r>
+        <w:rPr>
+          <w:rStyle w:val="OperatorTok"/>
+        </w:rPr>
+        <w:t xml:space="preserve">-</w:t>
+      </w:r>
+      <w:r>
+        <w:rPr>
+          <w:rStyle w:val="NormalTok"/>
+        </w:rPr>
+        <w:t xml:space="preserve">Force</w:t>
+      </w:r>
+      <w:r>
+        <w:br/>
+      </w:r>
+      <w:r>
+        <w:br/>
+      </w:r>
+      <w:r>
+        <w:rPr>
+          <w:rStyle w:val="NormalTok"/>
+        </w:rPr>
+        <w:t xml:space="preserve">pwsh </w:t>
+      </w:r>
+      <w:r>
+        <w:rPr>
+          <w:rStyle w:val="OperatorTok"/>
+        </w:rPr>
+        <w:t xml:space="preserve">-</w:t>
+      </w:r>
+      <w:r>
+        <w:rPr>
+          <w:rStyle w:val="NormalTok"/>
+        </w:rPr>
+        <w:t xml:space="preserve">File scripts</w:t>
+      </w:r>
+      <w:r>
+        <w:rPr>
+          <w:rStyle w:val="OperatorTok"/>
+        </w:rPr>
+        <w:t xml:space="preserve">/</w:t>
+      </w:r>
+      <w:r>
+        <w:rPr>
+          <w:rStyle w:val="NormalTok"/>
+        </w:rPr>
+        <w:t xml:space="preserve">run-tests</w:t>
+      </w:r>
+      <w:r>
+        <w:rPr>
+          <w:rStyle w:val="OperatorTok"/>
+        </w:rPr>
+        <w:t xml:space="preserve">.</w:t>
+      </w:r>
+      <w:r>
+        <w:rPr>
+          <w:rStyle w:val="FunctionTok"/>
+        </w:rPr>
+        <w:t xml:space="preserve">ps1</w:t>
+      </w:r>
+      <w:r>
+        <w:rPr>
+          <w:rStyle w:val="NormalTok"/>
+        </w:rPr>
+        <w:t xml:space="preserve">                  </w:t>
       </w:r>
       <w:r>
         <w:rPr>
           <w:rStyle w:val="CommentTok"/>
         </w:rPr>
-        <w:t xml:space="preserve"># Note: Pester 6.0.1 is bundled under vendor/modules/Pester/6.0.1/ {#sec28}</w:t>
-      </w:r>
-      <w:r>
-        <w:br/>
+        <w:t xml:space="preserve"># all tests</w:t>
+      </w:r>
+      <w:r>
+        <w:br/>
+      </w:r>
+      <w:r>
+        <w:rPr>
+          <w:rStyle w:val="NormalTok"/>
+        </w:rPr>
+        <w:t xml:space="preserve">pwsh </w:t>
+      </w:r>
+      <w:r>
+        <w:rPr>
+          <w:rStyle w:val="OperatorTok"/>
+        </w:rPr>
+        <w:t xml:space="preserve">-</w:t>
+      </w:r>
+      <w:r>
+        <w:rPr>
+          <w:rStyle w:val="NormalTok"/>
+        </w:rPr>
+        <w:t xml:space="preserve">File scripts</w:t>
+      </w:r>
+      <w:r>
+        <w:rPr>
+          <w:rStyle w:val="OperatorTok"/>
+        </w:rPr>
+        <w:t xml:space="preserve">/</w:t>
+      </w:r>
+      <w:r>
+        <w:rPr>
+          <w:rStyle w:val="NormalTok"/>
+        </w:rPr>
+        <w:t xml:space="preserve">run-maint-mode-tests</w:t>
+      </w:r>
+      <w:r>
+        <w:rPr>
+          <w:rStyle w:val="OperatorTok"/>
+        </w:rPr>
+        <w:t xml:space="preserve">.</w:t>
+      </w:r>
+      <w:r>
+        <w:rPr>
+          <w:rStyle w:val="FunctionTok"/>
+        </w:rPr>
+        <w:t xml:space="preserve">ps1</w:t>
+      </w:r>
+      <w:r>
+        <w:rPr>
+          <w:rStyle w:val="NormalTok"/>
+        </w:rPr>
+        <w:t xml:space="preserve">       </w:t>
       </w:r>
       <w:r>
         <w:rPr>
           <w:rStyle w:val="CommentTok"/>
         </w:rPr>
-        <w:t xml:space="preserve"># The setup script (make setup) installs it automatically {#sec29}</w:t>
-      </w:r>
-      <w:r>
-        <w:br/>
-      </w:r>
-      <w:r>
-        <w:rPr>
-          <w:rStyle w:val="NormalTok"/>
-        </w:rPr>
-        <w:t xml:space="preserve">Install-Module Pester </w:t>
+        <w:t xml:space="preserve"># maintenance mode tests</w:t>
+      </w:r>
+      <w:r>
+        <w:br/>
+      </w:r>
+      <w:r>
+        <w:rPr>
+          <w:rStyle w:val="NormalTok"/>
+        </w:rPr>
+        <w:t xml:space="preserve">Invoke-Pester </w:t>
       </w:r>
       <w:r>
         <w:rPr>
@@ -4023,220 +4089,25 @@
         <w:rPr>
           <w:rStyle w:val="NormalTok"/>
         </w:rPr>
-        <w:t xml:space="preserve">RequiredVersion </w:t>
-      </w:r>
-      <w:r>
-        <w:rPr>
-          <w:rStyle w:val="DecValTok"/>
-        </w:rPr>
-        <w:t xml:space="preserve">6.0</w:t>
-      </w:r>
-      <w:r>
-        <w:rPr>
-          <w:rStyle w:val="OperatorTok"/>
-        </w:rPr>
-        <w:t xml:space="preserve">.</w:t>
-      </w:r>
-      <w:r>
-        <w:rPr>
-          <w:rStyle w:val="DecValTok"/>
-        </w:rPr>
-        <w:t xml:space="preserve">1</w:t>
-      </w:r>
-      <w:r>
-        <w:rPr>
-          <w:rStyle w:val="NormalTok"/>
-        </w:rPr>
-        <w:t xml:space="preserve"> </w:t>
-      </w:r>
-      <w:r>
-        <w:rPr>
-          <w:rStyle w:val="OperatorTok"/>
-        </w:rPr>
-        <w:t xml:space="preserve">-</w:t>
-      </w:r>
-      <w:r>
-        <w:rPr>
-          <w:rStyle w:val="NormalTok"/>
-        </w:rPr>
-        <w:t xml:space="preserve">Scope CurrentUser </w:t>
-      </w:r>
-      <w:r>
-        <w:rPr>
-          <w:rStyle w:val="OperatorTok"/>
-        </w:rPr>
-        <w:t xml:space="preserve">-</w:t>
-      </w:r>
-      <w:r>
-        <w:rPr>
-          <w:rStyle w:val="NormalTok"/>
-        </w:rPr>
-        <w:t xml:space="preserve">SkipPublisherCheck </w:t>
-      </w:r>
-      <w:r>
-        <w:rPr>
-          <w:rStyle w:val="OperatorTok"/>
-        </w:rPr>
-        <w:t xml:space="preserve">-</w:t>
-      </w:r>
-      <w:r>
-        <w:rPr>
-          <w:rStyle w:val="NormalTok"/>
-        </w:rPr>
-        <w:t xml:space="preserve">Force</w:t>
-      </w:r>
-      <w:r>
-        <w:br/>
-      </w:r>
-      <w:r>
-        <w:br/>
+        <w:t xml:space="preserve">Path </w:t>
+      </w:r>
+      <w:r>
+        <w:rPr>
+          <w:rStyle w:val="StringTok"/>
+        </w:rPr>
+        <w:t xml:space="preserve">'tests/powershell/New-Uuid.Unit.Tests.ps1'</w:t>
+      </w:r>
+      <w:r>
+        <w:rPr>
+          <w:rStyle w:val="NormalTok"/>
+        </w:rPr>
+        <w:t xml:space="preserve">   </w:t>
       </w:r>
       <w:r>
         <w:rPr>
           <w:rStyle w:val="CommentTok"/>
         </w:rPr>
-        <w:t xml:space="preserve"># Run all tests {#sec30}</w:t>
-      </w:r>
-      <w:r>
-        <w:br/>
-      </w:r>
-      <w:r>
-        <w:rPr>
-          <w:rStyle w:val="NormalTok"/>
-        </w:rPr>
-        <w:t xml:space="preserve">pwsh </w:t>
-      </w:r>
-      <w:r>
-        <w:rPr>
-          <w:rStyle w:val="OperatorTok"/>
-        </w:rPr>
-        <w:t xml:space="preserve">-</w:t>
-      </w:r>
-      <w:r>
-        <w:rPr>
-          <w:rStyle w:val="NormalTok"/>
-        </w:rPr>
-        <w:t xml:space="preserve">File scripts</w:t>
-      </w:r>
-      <w:r>
-        <w:rPr>
-          <w:rStyle w:val="OperatorTok"/>
-        </w:rPr>
-        <w:t xml:space="preserve">/</w:t>
-      </w:r>
-      <w:r>
-        <w:rPr>
-          <w:rStyle w:val="NormalTok"/>
-        </w:rPr>
-        <w:t xml:space="preserve">run-tests</w:t>
-      </w:r>
-      <w:r>
-        <w:rPr>
-          <w:rStyle w:val="OperatorTok"/>
-        </w:rPr>
-        <w:t xml:space="preserve">.</w:t>
-      </w:r>
-      <w:r>
-        <w:rPr>
-          <w:rStyle w:val="FunctionTok"/>
-        </w:rPr>
-        <w:t xml:space="preserve">ps1</w:t>
-      </w:r>
-      <w:r>
-        <w:br/>
-      </w:r>
-      <w:r>
-        <w:br/>
-      </w:r>
-      <w:r>
-        <w:rPr>
-          <w:rStyle w:val="CommentTok"/>
-        </w:rPr>
-        <w:t xml:space="preserve"># Run maintenance mode tests only {#sec31}</w:t>
-      </w:r>
-      <w:r>
-        <w:br/>
-      </w:r>
-      <w:r>
-        <w:rPr>
-          <w:rStyle w:val="NormalTok"/>
-        </w:rPr>
-        <w:t xml:space="preserve">pwsh </w:t>
-      </w:r>
-      <w:r>
-        <w:rPr>
-          <w:rStyle w:val="OperatorTok"/>
-        </w:rPr>
-        <w:t xml:space="preserve">-</w:t>
-      </w:r>
-      <w:r>
-        <w:rPr>
-          <w:rStyle w:val="NormalTok"/>
-        </w:rPr>
-        <w:t xml:space="preserve">File scripts</w:t>
-      </w:r>
-      <w:r>
-        <w:rPr>
-          <w:rStyle w:val="OperatorTok"/>
-        </w:rPr>
-        <w:t xml:space="preserve">/</w:t>
-      </w:r>
-      <w:r>
-        <w:rPr>
-          <w:rStyle w:val="NormalTok"/>
-        </w:rPr>
-        <w:t xml:space="preserve">run-maint-mode-tests</w:t>
-      </w:r>
-      <w:r>
-        <w:rPr>
-          <w:rStyle w:val="OperatorTok"/>
-        </w:rPr>
-        <w:t xml:space="preserve">.</w:t>
-      </w:r>
-      <w:r>
-        <w:rPr>
-          <w:rStyle w:val="FunctionTok"/>
-        </w:rPr>
-        <w:t xml:space="preserve">ps1</w:t>
-      </w:r>
-      <w:r>
-        <w:br/>
-      </w:r>
-      <w:r>
-        <w:br/>
-      </w:r>
-      <w:r>
-        <w:rPr>
-          <w:rStyle w:val="CommentTok"/>
-        </w:rPr>
-        <w:t xml:space="preserve"># Run a subset {#sec32}</w:t>
-      </w:r>
-      <w:r>
-        <w:br/>
-      </w:r>
-      <w:r>
-        <w:rPr>
-          <w:rStyle w:val="NormalTok"/>
-        </w:rPr>
-        <w:t xml:space="preserve">Invoke-Pester </w:t>
-      </w:r>
-      <w:r>
-        <w:rPr>
-          <w:rStyle w:val="OperatorTok"/>
-        </w:rPr>
-        <w:t xml:space="preserve">-</w:t>
-      </w:r>
-      <w:r>
-        <w:rPr>
-          <w:rStyle w:val="NormalTok"/>
-        </w:rPr>
-        <w:t xml:space="preserve">Path </w:t>
-      </w:r>
-      <w:r>
-        <w:rPr>
-          <w:rStyle w:val="StringTok"/>
-        </w:rPr>
-        <w:t xml:space="preserve">'tests/powershell/New-Uuid.Unit.Tests.ps1'</w:t>
+        <w:t xml:space="preserve"># subset</w:t>
       </w:r>
     </w:p>
     <w:p>
@@ -4272,7 +4143,7 @@
       </w:r>
     </w:p>
     <w:bookmarkEnd w:id="31"/>
-    <w:bookmarkStart w:id="36" w:name="sec33"/>
+    <w:bookmarkStart w:id="36" w:name="sec28"/>
     <w:p>
       <w:pPr>
         <w:pStyle w:val="Heading2"/>
@@ -4286,7 +4157,7 @@
         <w:pStyle w:val="Compact"/>
         <w:numPr>
           <w:ilvl w:val="0"/>
-          <w:numId w:val="1004"/>
+          <w:numId w:val="1005"/>
         </w:numPr>
       </w:pPr>
       <w:hyperlink r:id="rId15">
@@ -4297,19 +4168,13 @@
           <w:t xml:space="preserve">Automation Command Reference</w:t>
         </w:r>
       </w:hyperlink>
-      <w:r>
-        <w:t xml:space="preserve"> </w:t>
-      </w:r>
-      <w:r>
-        <w:t xml:space="preserve">- full parameter reference for all automation commands</w:t>
-      </w:r>
     </w:p>
     <w:p>
       <w:pPr>
         <w:pStyle w:val="Compact"/>
         <w:numPr>
           <w:ilvl w:val="0"/>
-          <w:numId w:val="1004"/>
+          <w:numId w:val="1005"/>
         </w:numPr>
       </w:pPr>
       <w:hyperlink r:id="rId32">
@@ -4320,19 +4185,13 @@
           <w:t xml:space="preserve">Runbook Requirements</w:t>
         </w:r>
       </w:hyperlink>
-      <w:r>
-        <w:t xml:space="preserve"> </w:t>
-      </w:r>
-      <w:r>
-        <w:t xml:space="preserve">- operational runbook for physical HPE server builds</w:t>
-      </w:r>
     </w:p>
     <w:p>
       <w:pPr>
         <w:pStyle w:val="Compact"/>
         <w:numPr>
           <w:ilvl w:val="0"/>
-          <w:numId w:val="1004"/>
+          <w:numId w:val="1005"/>
         </w:numPr>
       </w:pPr>
       <w:hyperlink r:id="rId33">
@@ -4343,19 +4202,13 @@
           <w:t xml:space="preserve">Runbook Changes</w:t>
         </w:r>
       </w:hyperlink>
-      <w:r>
-        <w:t xml:space="preserve"> </w:t>
-      </w:r>
-      <w:r>
-        <w:t xml:space="preserve">- implementation plan for the ConfigMgr bootable-media workflow</w:t>
-      </w:r>
     </w:p>
     <w:p>
       <w:pPr>
         <w:pStyle w:val="Compact"/>
         <w:numPr>
           <w:ilvl w:val="0"/>
-          <w:numId w:val="1004"/>
+          <w:numId w:val="1005"/>
         </w:numPr>
       </w:pPr>
       <w:hyperlink r:id="rId34">
@@ -4372,7 +4225,7 @@
         <w:pStyle w:val="Compact"/>
         <w:numPr>
           <w:ilvl w:val="0"/>
-          <w:numId w:val="1004"/>
+          <w:numId w:val="1005"/>
         </w:numPr>
       </w:pPr>
       <w:hyperlink r:id="rId21">
@@ -4389,7 +4242,7 @@
         <w:pStyle w:val="Compact"/>
         <w:numPr>
           <w:ilvl w:val="0"/>
-          <w:numId w:val="1004"/>
+          <w:numId w:val="1005"/>
         </w:numPr>
       </w:pPr>
       <w:hyperlink r:id="rId35">
@@ -4630,6 +4483,9 @@
     <w:abstractNumId w:val="991"/>
   </w:num>
   <w:num w:numId="1004">
+    <w:abstractNumId w:val="991"/>
+  </w:num>
+  <w:num w:numId="1005">
     <w:abstractNumId w:val="991"/>
   </w:num>
 </w:numbering>
